--- a/Templates/Залог/Реструктуризация/Реструктуризация ВКЛ Залог.docx
+++ b/Templates/Залог/Реструктуризация/Реструктуризация ВКЛ Залог.docx
@@ -41,6 +41,7 @@
         <w:jc w:val="center"/>
         <w:rPr>
           <w:rFonts w:ascii="Times New Roman" w:hAnsi="Times New Roman" w:cs="Times New Roman"/>
+          <w:lang w:val="en-US"/>
         </w:rPr>
       </w:pPr>
       <w:r>
@@ -53,6 +54,7 @@
       <w:r>
         <w:rPr>
           <w:rFonts w:ascii="Times New Roman" w:eastAsia="Times New Roman" w:hAnsi="Times New Roman" w:cs="Times New Roman"/>
+          <w:lang w:val="en-US"/>
         </w:rPr>
         <w:t>://</w:t>
       </w:r>
@@ -66,6 +68,7 @@
       <w:r>
         <w:rPr>
           <w:rFonts w:ascii="Times New Roman" w:eastAsia="Times New Roman" w:hAnsi="Times New Roman" w:cs="Times New Roman"/>
+          <w:lang w:val="en-US"/>
         </w:rPr>
         <w:t>.</w:t>
       </w:r>
@@ -79,6 +82,7 @@
       <w:r>
         <w:rPr>
           <w:rFonts w:ascii="Times New Roman" w:eastAsia="Times New Roman" w:hAnsi="Times New Roman" w:cs="Times New Roman"/>
+          <w:lang w:val="en-US"/>
         </w:rPr>
         <w:t>.</w:t>
       </w:r>
@@ -92,6 +96,7 @@
       <w:r>
         <w:rPr>
           <w:rFonts w:ascii="Times New Roman" w:eastAsia="Times New Roman" w:hAnsi="Times New Roman" w:cs="Times New Roman"/>
+          <w:lang w:val="en-US"/>
         </w:rPr>
         <w:t>.</w:t>
       </w:r>
@@ -105,8 +110,22 @@
       <w:r>
         <w:rPr>
           <w:rFonts w:ascii="Times New Roman" w:eastAsia="Times New Roman" w:hAnsi="Times New Roman" w:cs="Times New Roman"/>
-        </w:rPr>
-        <w:t>; е-</w:t>
+          <w:lang w:val="en-US"/>
+        </w:rPr>
+        <w:t xml:space="preserve">; </w:t>
+      </w:r>
+      <w:r>
+        <w:rPr>
+          <w:rFonts w:ascii="Times New Roman" w:eastAsia="Times New Roman" w:hAnsi="Times New Roman" w:cs="Times New Roman"/>
+        </w:rPr>
+        <w:t>е</w:t>
+      </w:r>
+      <w:r>
+        <w:rPr>
+          <w:rFonts w:ascii="Times New Roman" w:eastAsia="Times New Roman" w:hAnsi="Times New Roman" w:cs="Times New Roman"/>
+          <w:lang w:val="en-US"/>
+        </w:rPr>
+        <w:t>-</w:t>
       </w:r>
       <w:r>
         <w:rPr>
@@ -118,6 +137,7 @@
       <w:r>
         <w:rPr>
           <w:rFonts w:ascii="Times New Roman" w:eastAsia="Times New Roman" w:hAnsi="Times New Roman" w:cs="Times New Roman"/>
+          <w:lang w:val="en-US"/>
         </w:rPr>
         <w:t xml:space="preserve">: </w:t>
       </w:r>
@@ -131,6 +151,7 @@
       <w:r>
         <w:rPr>
           <w:rFonts w:ascii="Times New Roman" w:eastAsia="Times New Roman" w:hAnsi="Times New Roman" w:cs="Times New Roman"/>
+          <w:lang w:val="en-US"/>
         </w:rPr>
         <w:t>@</w:t>
       </w:r>
@@ -144,6 +165,7 @@
       <w:r>
         <w:rPr>
           <w:rFonts w:ascii="Times New Roman" w:eastAsia="Times New Roman" w:hAnsi="Times New Roman" w:cs="Times New Roman"/>
+          <w:lang w:val="en-US"/>
         </w:rPr>
         <w:t>.</w:t>
       </w:r>
@@ -157,6 +179,7 @@
       <w:r>
         <w:rPr>
           <w:rFonts w:ascii="Times New Roman" w:eastAsia="Times New Roman" w:hAnsi="Times New Roman" w:cs="Times New Roman"/>
+          <w:lang w:val="en-US"/>
         </w:rPr>
         <w:t>.</w:t>
       </w:r>
@@ -175,6 +198,7 @@
         <w:jc w:val="center"/>
         <w:rPr>
           <w:rFonts w:ascii="Times New Roman" w:hAnsi="Times New Roman" w:cs="Times New Roman"/>
+          <w:lang w:val="en-US"/>
         </w:rPr>
       </w:pPr>
     </w:p>
@@ -377,7 +401,7 @@
         <w:rPr>
           <w:rFonts w:ascii="Times New Roman" w:hAnsi="Times New Roman" w:cs="Times New Roman"/>
         </w:rPr>
-        <w:t>при ведении протокола судебного заседания секретарем судебного заседания [29] ,</w:t>
+        <w:t>при ведении протокола судебного заседания секретарем судебного заседания [29],</w:t>
       </w:r>
     </w:p>
     <w:p>
@@ -438,7 +462,7 @@
         <w:rPr>
           <w:rFonts w:ascii="Times New Roman" w:eastAsia="Times New Roman" w:hAnsi="Times New Roman" w:cs="Times New Roman"/>
         </w:rPr>
-        <w:t>] (дата рождения: [3],  ИНН  [4], СНИЛС [5], место регистрации: [6])</w:t>
+        <w:t>] (дата рождения: [3], ИНН [4], СНИЛС [5], место регистрации: [6])</w:t>
       </w:r>
     </w:p>
     <w:p>
@@ -454,7 +478,7 @@
         <w:rPr>
           <w:rFonts w:ascii="Times New Roman" w:eastAsia="Times New Roman" w:hAnsi="Times New Roman" w:cs="Times New Roman"/>
         </w:rPr>
-        <w:t>установил: Определением Арбитражного суда Ростовской области от  [7] [2.1]  признан несостоятельным (банкротом), введена процедура, применяемая в деле о банкротстве граждан - реструктуризация долгов, ф</w:t>
+        <w:t>установил: Определением Арбитражного суда Ростовской области от [7] [2] признан несостоятельным (банкротом), введена процедура, применяемая в деле о банкротстве граждан - реструктуризация долгов, ф</w:t>
       </w:r>
       <w:r>
         <w:rPr>
@@ -506,7 +530,19 @@
         <w:rPr>
           <w:rFonts w:ascii="Times New Roman" w:eastAsia="Times New Roman" w:hAnsi="Times New Roman" w:cs="Times New Roman"/>
         </w:rPr>
+        <w:t xml:space="preserve"> </w:t>
+      </w:r>
+      <w:r>
+        <w:rPr>
+          <w:rFonts w:ascii="Times New Roman" w:eastAsia="Times New Roman" w:hAnsi="Times New Roman" w:cs="Times New Roman"/>
+        </w:rPr>
         <w:t>(сообщение №</w:t>
+      </w:r>
+      <w:r>
+        <w:rPr>
+          <w:rFonts w:ascii="Times New Roman" w:eastAsia="Times New Roman" w:hAnsi="Times New Roman" w:cs="Times New Roman"/>
+        </w:rPr>
+        <w:t xml:space="preserve"> </w:t>
       </w:r>
       <w:r>
         <w:rPr>
@@ -590,7 +626,7 @@
         <w:rPr>
           <w:rFonts w:ascii="Times New Roman" w:hAnsi="Times New Roman" w:cs="Times New Roman"/>
         </w:rPr>
-        <w:t>В обоснование заявленных требований кредитор указал, что [989] и  [2.1] (далее – должник) заключили кредитный договор от [100] № [110], кредитный договор от [101] № [111], кредитный договор от [102] № [112], кредитный договор от [103] № [113], кредитный договор от [104] № [114], договор поручительства от [105] № [115] [992].</w:t>
+        <w:t>В обоснование заявленных требований кредитор указал, что [989] и [2.1] (далее – должник) заключили кредитный договор от [100] № [110], кредитный договор от [101] № [111], кредитный договор от [102] № [112], кредитный договор от [103] № [113], кредитный договор от [104] № [114], договор поручительства от [105] № [115] [992].</w:t>
       </w:r>
     </w:p>
     <w:p>
@@ -612,7 +648,7 @@
         <w:rPr>
           <w:rFonts w:ascii="Times New Roman" w:eastAsia="Times New Roman" w:hAnsi="Times New Roman" w:cs="Times New Roman"/>
         </w:rPr>
-        <w:t>.1</w:t>
+        <w:t>.3</w:t>
       </w:r>
       <w:r>
         <w:rPr>
@@ -655,7 +691,7 @@
         <w:rPr>
           <w:rFonts w:ascii="Times New Roman" w:eastAsia="Times New Roman" w:hAnsi="Times New Roman" w:cs="Times New Roman"/>
         </w:rPr>
-        <w:t xml:space="preserve">]  Залоговая стоимость предмета залога </w:t>
+        <w:t xml:space="preserve">] Залоговая стоимость предмета залога </w:t>
       </w:r>
       <w:r>
         <w:rPr>
@@ -1682,7 +1718,7 @@
     <w:lsdException w:name="Table Web 2" w:semiHidden="1" w:unhideWhenUsed="1"/>
     <w:lsdException w:name="Table Web 3" w:semiHidden="1" w:unhideWhenUsed="1"/>
     <w:lsdException w:name="Balloon Text" w:semiHidden="1" w:unhideWhenUsed="1"/>
-    <w:lsdException w:name="Table Grid" w:semiHidden="1" w:uiPriority="59" w:unhideWhenUsed="1"/>
+    <w:lsdException w:name="Table Grid" w:uiPriority="59"/>
     <w:lsdException w:name="Table Theme" w:semiHidden="1" w:unhideWhenUsed="1"/>
     <w:lsdException w:name="Placeholder Text" w:semiHidden="1"/>
     <w:lsdException w:name="No Spacing" w:uiPriority="1" w:qFormat="1"/>

--- a/Templates/Залог/Реструктуризация/Реструктуризация ВКЛ Залог.docx
+++ b/Templates/Залог/Реструктуризация/Реструктуризация ВКЛ Залог.docx
@@ -8,6 +8,67 @@
         <w:contextualSpacing/>
         <w:jc w:val="center"/>
         <w:rPr>
+          <w:rFonts w:ascii="Times New Roman" w:eastAsia="Times New Roman" w:hAnsi="Times New Roman" w:cs="Times New Roman"/>
+          <w:lang w:val="en-US"/>
+        </w:rPr>
+      </w:pPr>
+      <w:r>
+        <w:rPr>
+          <w:noProof/>
+        </w:rPr>
+        <w:drawing>
+          <wp:inline distT="0" distB="0" distL="0" distR="0" wp14:anchorId="327C5076" wp14:editId="662793D6">
+            <wp:extent cx="638095" cy="628571"/>
+            <wp:effectExtent l="0" t="0" r="0" b="635"/>
+            <wp:docPr id="1" name="Рисунок 1"/>
+            <wp:cNvGraphicFramePr>
+              <a:graphicFrameLocks xmlns:a="http://schemas.openxmlformats.org/drawingml/2006/main" noChangeAspect="1"/>
+            </wp:cNvGraphicFramePr>
+            <a:graphic xmlns:a="http://schemas.openxmlformats.org/drawingml/2006/main">
+              <a:graphicData uri="http://schemas.openxmlformats.org/drawingml/2006/picture">
+                <pic:pic xmlns:pic="http://schemas.openxmlformats.org/drawingml/2006/picture">
+                  <pic:nvPicPr>
+                    <pic:cNvPr id="1" name=""/>
+                    <pic:cNvPicPr/>
+                  </pic:nvPicPr>
+                  <pic:blipFill>
+                    <a:blip r:embed="rId6"/>
+                    <a:stretch>
+                      <a:fillRect/>
+                    </a:stretch>
+                  </pic:blipFill>
+                  <pic:spPr>
+                    <a:xfrm>
+                      <a:off x="0" y="0"/>
+                      <a:ext cx="638095" cy="628571"/>
+                    </a:xfrm>
+                    <a:prstGeom prst="rect">
+                      <a:avLst/>
+                    </a:prstGeom>
+                  </pic:spPr>
+                </pic:pic>
+              </a:graphicData>
+            </a:graphic>
+          </wp:inline>
+        </w:drawing>
+      </w:r>
+    </w:p>
+    <w:p>
+      <w:pPr>
+        <w:spacing w:line="240" w:lineRule="auto"/>
+        <w:contextualSpacing/>
+        <w:jc w:val="center"/>
+        <w:rPr>
+          <w:rFonts w:ascii="Times New Roman" w:eastAsia="Times New Roman" w:hAnsi="Times New Roman" w:cs="Times New Roman"/>
+        </w:rPr>
+      </w:pPr>
+    </w:p>
+    <w:p>
+      <w:pPr>
+        <w:spacing w:line="240" w:lineRule="auto"/>
+        <w:contextualSpacing/>
+        <w:jc w:val="center"/>
+        <w:rPr>
           <w:rFonts w:ascii="Times New Roman" w:hAnsi="Times New Roman" w:cs="Times New Roman"/>
         </w:rPr>
       </w:pPr>
@@ -31,7 +92,21 @@
         <w:rPr>
           <w:rFonts w:ascii="Times New Roman" w:eastAsia="Times New Roman" w:hAnsi="Times New Roman" w:cs="Times New Roman"/>
         </w:rPr>
-        <w:t>344 002 г. Ростов-на-Дону, ул. Станиславского, 10/11-13</w:t>
+        <w:t xml:space="preserve">344 002 г. </w:t>
+      </w:r>
+      <w:proofErr w:type="spellStart"/>
+      <w:r>
+        <w:rPr>
+          <w:rFonts w:ascii="Times New Roman" w:eastAsia="Times New Roman" w:hAnsi="Times New Roman" w:cs="Times New Roman"/>
+        </w:rPr>
+        <w:t>Ростов</w:t>
+      </w:r>
+      <w:proofErr w:type="spellEnd"/>
+      <w:r>
+        <w:rPr>
+          <w:rFonts w:ascii="Times New Roman" w:eastAsia="Times New Roman" w:hAnsi="Times New Roman" w:cs="Times New Roman"/>
+        </w:rPr>
+        <w:t>-на-Дону, ул. Станиславского, 10/11-13</w:t>
       </w:r>
     </w:p>
     <w:p>
@@ -41,7 +116,6 @@
         <w:jc w:val="center"/>
         <w:rPr>
           <w:rFonts w:ascii="Times New Roman" w:hAnsi="Times New Roman" w:cs="Times New Roman"/>
-          <w:lang w:val="en-US"/>
         </w:rPr>
       </w:pPr>
       <w:r>
@@ -54,7 +128,6 @@
       <w:r>
         <w:rPr>
           <w:rFonts w:ascii="Times New Roman" w:eastAsia="Times New Roman" w:hAnsi="Times New Roman" w:cs="Times New Roman"/>
-          <w:lang w:val="en-US"/>
         </w:rPr>
         <w:t>://</w:t>
       </w:r>
@@ -68,10 +141,10 @@
       <w:r>
         <w:rPr>
           <w:rFonts w:ascii="Times New Roman" w:eastAsia="Times New Roman" w:hAnsi="Times New Roman" w:cs="Times New Roman"/>
-          <w:lang w:val="en-US"/>
         </w:rPr>
         <w:t>.</w:t>
       </w:r>
+      <w:proofErr w:type="spellStart"/>
       <w:r>
         <w:rPr>
           <w:rFonts w:ascii="Times New Roman" w:eastAsia="Times New Roman" w:hAnsi="Times New Roman" w:cs="Times New Roman"/>
@@ -79,38 +152,40 @@
         </w:rPr>
         <w:t>rostov</w:t>
       </w:r>
+      <w:proofErr w:type="spellEnd"/>
+      <w:r>
+        <w:rPr>
+          <w:rFonts w:ascii="Times New Roman" w:eastAsia="Times New Roman" w:hAnsi="Times New Roman" w:cs="Times New Roman"/>
+        </w:rPr>
+        <w:t>.</w:t>
+      </w:r>
+      <w:proofErr w:type="spellStart"/>
       <w:r>
         <w:rPr>
           <w:rFonts w:ascii="Times New Roman" w:eastAsia="Times New Roman" w:hAnsi="Times New Roman" w:cs="Times New Roman"/>
           <w:lang w:val="en-US"/>
         </w:rPr>
+        <w:t>arbitr</w:t>
+      </w:r>
+      <w:proofErr w:type="spellEnd"/>
+      <w:r>
+        <w:rPr>
+          <w:rFonts w:ascii="Times New Roman" w:eastAsia="Times New Roman" w:hAnsi="Times New Roman" w:cs="Times New Roman"/>
+        </w:rPr>
         <w:t>.</w:t>
       </w:r>
+      <w:proofErr w:type="spellStart"/>
       <w:r>
         <w:rPr>
           <w:rFonts w:ascii="Times New Roman" w:eastAsia="Times New Roman" w:hAnsi="Times New Roman" w:cs="Times New Roman"/>
           <w:lang w:val="en-US"/>
         </w:rPr>
-        <w:t>arbitr</w:t>
-      </w:r>
-      <w:r>
-        <w:rPr>
-          <w:rFonts w:ascii="Times New Roman" w:eastAsia="Times New Roman" w:hAnsi="Times New Roman" w:cs="Times New Roman"/>
-          <w:lang w:val="en-US"/>
-        </w:rPr>
-        <w:t>.</w:t>
-      </w:r>
-      <w:r>
-        <w:rPr>
-          <w:rFonts w:ascii="Times New Roman" w:eastAsia="Times New Roman" w:hAnsi="Times New Roman" w:cs="Times New Roman"/>
-          <w:lang w:val="en-US"/>
-        </w:rPr>
         <w:t>ru</w:t>
       </w:r>
+      <w:proofErr w:type="spellEnd"/>
       <w:r>
         <w:rPr>
           <w:rFonts w:ascii="Times New Roman" w:eastAsia="Times New Roman" w:hAnsi="Times New Roman" w:cs="Times New Roman"/>
-          <w:lang w:val="en-US"/>
         </w:rPr>
         <w:t xml:space="preserve">; </w:t>
       </w:r>
@@ -123,7 +198,6 @@
       <w:r>
         <w:rPr>
           <w:rFonts w:ascii="Times New Roman" w:eastAsia="Times New Roman" w:hAnsi="Times New Roman" w:cs="Times New Roman"/>
-          <w:lang w:val="en-US"/>
         </w:rPr>
         <w:t>-</w:t>
       </w:r>
@@ -137,7 +211,6 @@
       <w:r>
         <w:rPr>
           <w:rFonts w:ascii="Times New Roman" w:eastAsia="Times New Roman" w:hAnsi="Times New Roman" w:cs="Times New Roman"/>
-          <w:lang w:val="en-US"/>
         </w:rPr>
         <w:t xml:space="preserve">: </w:t>
       </w:r>
@@ -151,10 +224,10 @@
       <w:r>
         <w:rPr>
           <w:rFonts w:ascii="Times New Roman" w:eastAsia="Times New Roman" w:hAnsi="Times New Roman" w:cs="Times New Roman"/>
-          <w:lang w:val="en-US"/>
         </w:rPr>
         <w:t>@</w:t>
       </w:r>
+      <w:proofErr w:type="spellStart"/>
       <w:r>
         <w:rPr>
           <w:rFonts w:ascii="Times New Roman" w:eastAsia="Times New Roman" w:hAnsi="Times New Roman" w:cs="Times New Roman"/>
@@ -162,34 +235,37 @@
         </w:rPr>
         <w:t>rostov</w:t>
       </w:r>
+      <w:proofErr w:type="spellEnd"/>
+      <w:r>
+        <w:rPr>
+          <w:rFonts w:ascii="Times New Roman" w:eastAsia="Times New Roman" w:hAnsi="Times New Roman" w:cs="Times New Roman"/>
+        </w:rPr>
+        <w:t>.</w:t>
+      </w:r>
+      <w:proofErr w:type="spellStart"/>
       <w:r>
         <w:rPr>
           <w:rFonts w:ascii="Times New Roman" w:eastAsia="Times New Roman" w:hAnsi="Times New Roman" w:cs="Times New Roman"/>
           <w:lang w:val="en-US"/>
         </w:rPr>
+        <w:t>arbitr</w:t>
+      </w:r>
+      <w:proofErr w:type="spellEnd"/>
+      <w:r>
+        <w:rPr>
+          <w:rFonts w:ascii="Times New Roman" w:eastAsia="Times New Roman" w:hAnsi="Times New Roman" w:cs="Times New Roman"/>
+        </w:rPr>
         <w:t>.</w:t>
       </w:r>
+      <w:proofErr w:type="spellStart"/>
       <w:r>
         <w:rPr>
           <w:rFonts w:ascii="Times New Roman" w:eastAsia="Times New Roman" w:hAnsi="Times New Roman" w:cs="Times New Roman"/>
           <w:lang w:val="en-US"/>
         </w:rPr>
-        <w:t>arbitr</w:t>
-      </w:r>
-      <w:r>
-        <w:rPr>
-          <w:rFonts w:ascii="Times New Roman" w:eastAsia="Times New Roman" w:hAnsi="Times New Roman" w:cs="Times New Roman"/>
-          <w:lang w:val="en-US"/>
-        </w:rPr>
-        <w:t>.</w:t>
-      </w:r>
-      <w:r>
-        <w:rPr>
-          <w:rFonts w:ascii="Times New Roman" w:eastAsia="Times New Roman" w:hAnsi="Times New Roman" w:cs="Times New Roman"/>
-          <w:lang w:val="en-US"/>
-        </w:rPr>
         <w:t>ru</w:t>
       </w:r>
+      <w:proofErr w:type="spellEnd"/>
     </w:p>
     <w:p>
       <w:pPr>
@@ -198,7 +274,6 @@
         <w:jc w:val="center"/>
         <w:rPr>
           <w:rFonts w:ascii="Times New Roman" w:hAnsi="Times New Roman" w:cs="Times New Roman"/>
-          <w:lang w:val="en-US"/>
         </w:rPr>
       </w:pPr>
     </w:p>
@@ -277,7 +352,21 @@
               <w:rPr>
                 <w:rFonts w:ascii="Times New Roman" w:eastAsia="Times New Roman" w:hAnsi="Times New Roman" w:cs="Times New Roman"/>
               </w:rPr>
-              <w:t>г. Ростов-на-Дону</w:t>
+              <w:t xml:space="preserve">г. </w:t>
+            </w:r>
+            <w:proofErr w:type="spellStart"/>
+            <w:r>
+              <w:rPr>
+                <w:rFonts w:ascii="Times New Roman" w:eastAsia="Times New Roman" w:hAnsi="Times New Roman" w:cs="Times New Roman"/>
+              </w:rPr>
+              <w:t>Ростов</w:t>
+            </w:r>
+            <w:proofErr w:type="spellEnd"/>
+            <w:r>
+              <w:rPr>
+                <w:rFonts w:ascii="Times New Roman" w:eastAsia="Times New Roman" w:hAnsi="Times New Roman" w:cs="Times New Roman"/>
+              </w:rPr>
+              <w:t>-на-Дону</w:t>
             </w:r>
           </w:p>
           <w:p>
@@ -644,11 +733,19 @@
         </w:rPr>
         <w:t>В обеспечение обязательств по кредитному договору с [2</w:t>
       </w:r>
+      <w:proofErr w:type="gramStart"/>
       <w:r>
         <w:rPr>
           <w:rFonts w:ascii="Times New Roman" w:eastAsia="Times New Roman" w:hAnsi="Times New Roman" w:cs="Times New Roman"/>
         </w:rPr>
-        <w:t>.3</w:t>
+        <w:t>.</w:t>
+      </w:r>
+      <w:proofErr w:type="gramEnd"/>
+      <w:r>
+        <w:rPr>
+          <w:rFonts w:ascii="Times New Roman" w:eastAsia="Times New Roman" w:hAnsi="Times New Roman" w:cs="Times New Roman"/>
+        </w:rPr>
+        <w:t>3</w:t>
       </w:r>
       <w:r>
         <w:rPr>
@@ -791,7 +888,14 @@
         <w:rPr>
           <w:rFonts w:ascii="Times New Roman" w:eastAsia="Times New Roman" w:hAnsi="Times New Roman" w:cs="Times New Roman"/>
         </w:rPr>
-        <w:t>В соответствии со статьей 819 Гражданского кодекса Российской Федерации по кредитному договору банк или иная кредитная организация (кредитор) обязуются предоставить денежные средства (кредит) заемщику в размере и на условиях, предусмотренных договором, а заемщик обязуется возвратить полученную денежную сумму и уплатить проценты за пользование ею, а также предусмотренные кредитным договором иные платежи, в том числе связанные с предоставлением кредита.</w:t>
+        <w:t xml:space="preserve">В соответствии со статьей 819 Гражданского кодекса Российской Федерации по кредитному договору банк или иная кредитная организация (кредитор) обязуются предоставить денежные средства (кредит) заемщику в размере и на условиях, предусмотренных договором, а заемщик обязуется возвратить полученную денежную сумму и уплатить проценты за пользование </w:t>
+      </w:r>
+      <w:r>
+        <w:rPr>
+          <w:rFonts w:ascii="Times New Roman" w:eastAsia="Times New Roman" w:hAnsi="Times New Roman" w:cs="Times New Roman"/>
+        </w:rPr>
+        <w:lastRenderedPageBreak/>
+        <w:t>ею, а также предусмотренные кредитным договором иные платежи, в том числе связанные с предоставлением кредита.</w:t>
       </w:r>
     </w:p>
     <w:p>
@@ -807,14 +911,7 @@
         <w:rPr>
           <w:rFonts w:ascii="Times New Roman" w:eastAsia="Times New Roman" w:hAnsi="Times New Roman" w:cs="Times New Roman"/>
         </w:rPr>
-        <w:t xml:space="preserve">В случае предоставления кредита гражданину в целях, не связанных с осуществлением предпринимательской деятельности (в том числе кредита, обязательства заемщика по которому </w:t>
-      </w:r>
-      <w:r>
-        <w:rPr>
-          <w:rFonts w:ascii="Times New Roman" w:eastAsia="Times New Roman" w:hAnsi="Times New Roman" w:cs="Times New Roman"/>
-        </w:rPr>
-        <w:lastRenderedPageBreak/>
-        <w:t>обеспечены ипотекой), ограничения, случаи и особенности взимания иных платежей, указанных в абзаце первом настоящего пункта, определяются законом о потребительском кредите (займе).</w:t>
+        <w:t>В случае предоставления кредита гражданину в целях, не связанных с осуществлением предпринимательской деятельности (в том числе кредита, обязательства заемщика по которому обеспечены ипотекой), ограничения, случаи и особенности взимания иных платежей, указанных в абзаце первом настоящего пункта, определяются законом о потребительском кредите (займе).</w:t>
       </w:r>
     </w:p>
     <w:p>
@@ -1022,7 +1119,14 @@
         <w:rPr>
           <w:rFonts w:ascii="Times New Roman" w:eastAsia="Times New Roman" w:hAnsi="Times New Roman" w:cs="Times New Roman"/>
         </w:rPr>
-        <w:t>В пункте 1 постановления Пленума Высшего Арбитражного Суда Российской Федерации от 23.07.2009 № 58 "О некоторых вопросах, связанных с удовлетворением требований залогодержателя при банкротстве залогодателя" разъяснено, что при рассмотрении вопроса об установлении и включении в реестр требований конкурсных кредиторов, обеспеченных залогом имущества должника (далее - залоговых кредиторов), судам необходимо учитывать следующее.</w:t>
+        <w:t xml:space="preserve">В пункте 1 постановления Пленума Высшего Арбитражного Суда Российской Федерации от 23.07.2009 № 58 "О некоторых вопросах, связанных с удовлетворением требований </w:t>
+      </w:r>
+      <w:r>
+        <w:rPr>
+          <w:rFonts w:ascii="Times New Roman" w:eastAsia="Times New Roman" w:hAnsi="Times New Roman" w:cs="Times New Roman"/>
+        </w:rPr>
+        <w:lastRenderedPageBreak/>
+        <w:t>залогодержателя при банкротстве залогодателя" разъяснено, что при рассмотрении вопроса об установлении и включении в реестр требований конкурсных кредиторов, обеспеченных залогом имущества должника (далее - залоговых кредиторов), судам необходимо учитывать следующее.</w:t>
       </w:r>
     </w:p>
     <w:p>
@@ -1038,7 +1142,6 @@
         <w:rPr>
           <w:rFonts w:ascii="Times New Roman" w:eastAsia="Times New Roman" w:hAnsi="Times New Roman" w:cs="Times New Roman"/>
         </w:rPr>
-        <w:lastRenderedPageBreak/>
         <w:t>Если судом не рассматривалось ранее требование залогодержателя об обращении взыскания на заложенное имущество, то суд при установлении требований кредитора проверяет, возникло ли право залогодержателя в установленном порядке (имеется ли надлежащий договор о залоге, наступили ли обстоятельства, влекущие возникновение залога в силу закона), не прекратилось ли оно по основаниям, предусмотренным законодательством, имеется ли у должника заложенное имущество в натуре (сохраняется ли возможность обращения взыскания на него).</w:t>
       </w:r>
     </w:p>
@@ -1147,8 +1250,16 @@
         <w:rPr>
           <w:rFonts w:ascii="Times New Roman" w:eastAsia="Times New Roman" w:hAnsi="Times New Roman" w:cs="Times New Roman"/>
         </w:rPr>
-        <w:t xml:space="preserve"> от  [</w:t>
+        <w:t xml:space="preserve"> </w:t>
       </w:r>
+      <w:proofErr w:type="gramStart"/>
+      <w:r>
+        <w:rPr>
+          <w:rFonts w:ascii="Times New Roman" w:eastAsia="Times New Roman" w:hAnsi="Times New Roman" w:cs="Times New Roman"/>
+        </w:rPr>
+        <w:t>от  [</w:t>
+      </w:r>
+      <w:proofErr w:type="gramEnd"/>
       <w:r>
         <w:rPr>
           <w:rFonts w:ascii="Times New Roman" w:eastAsia="Times New Roman" w:hAnsi="Times New Roman" w:cs="Times New Roman"/>
@@ -1276,7 +1387,8 @@
         <w:rPr>
           <w:rFonts w:ascii="Times New Roman" w:hAnsi="Times New Roman" w:cs="Times New Roman"/>
         </w:rPr>
-        <w:t>Включить требование «[989]» (ИНН [991], ОГРН [990], адрес регистрации: [988])  в размере [12] руб., из которых: [13] руб. – просроченный основной долг, [14] руб. - просроченные проценты, [15] руб. - неустойка, из них: как обеспеченные залогом – [0007] руб.</w:t>
+        <w:lastRenderedPageBreak/>
+        <w:t>Включить требование «[989]» (ИНН [991], ОГРН [990], адрес регистрации: [988]) в размере [12] руб., из которых: [13] руб. – просроченный основной долг, [14] руб. - просроченные проценты, [15] руб. - неустойка, из них: как обеспеченные залогом – [0007] руб.</w:t>
       </w:r>
     </w:p>
     <w:p>
@@ -1292,7 +1404,6 @@
         <w:rPr>
           <w:rFonts w:ascii="Times New Roman" w:hAnsi="Times New Roman" w:cs="Times New Roman"/>
         </w:rPr>
-        <w:lastRenderedPageBreak/>
         <w:t>В соответствии с пунктом 3 статьи 137 Федерального закона от 26.10.2002 № 127-ФЗ «О несостоятельности (банкротст</w:t>
       </w:r>
       <w:r>
